--- a/[01] บทที่ 1.docx
+++ b/[01] บทที่ 1.docx
@@ -492,7 +492,7 @@
         <w:spacing w:after="0"/>
         <w:jc w:val="thaiDistribute"/>
         <w:rPr>
-          <w:rFonts w:ascii="TH SarabunPSK" w:hAnsi="TH SarabunPSK" w:cs="TH SarabunPSK" w:hint="cs"/>
+          <w:rFonts w:ascii="TH SarabunPSK" w:hAnsi="TH SarabunPSK" w:cs="TH SarabunPSK"/>
           <w:sz w:val="32"/>
           <w:szCs w:val="32"/>
         </w:rPr>
@@ -525,7 +525,7 @@
         <w:spacing w:after="0"/>
         <w:jc w:val="thaiDistribute"/>
         <w:rPr>
-          <w:rFonts w:ascii="TH SarabunPSK" w:hAnsi="TH SarabunPSK" w:cs="TH SarabunPSK" w:hint="cs"/>
+          <w:rFonts w:ascii="TH SarabunPSK" w:hAnsi="TH SarabunPSK" w:cs="TH SarabunPSK"/>
           <w:sz w:val="32"/>
           <w:szCs w:val="32"/>
         </w:rPr>
@@ -740,7 +740,7 @@
         <w:spacing w:after="0"/>
         <w:jc w:val="thaiDistribute"/>
         <w:rPr>
-          <w:rFonts w:ascii="TH SarabunPSK" w:hAnsi="TH SarabunPSK" w:cs="TH SarabunPSK" w:hint="cs"/>
+          <w:rFonts w:ascii="TH SarabunPSK" w:hAnsi="TH SarabunPSK" w:cs="TH SarabunPSK"/>
           <w:sz w:val="32"/>
           <w:szCs w:val="32"/>
         </w:rPr>
@@ -815,7 +815,7 @@
         <w:spacing w:after="0"/>
         <w:jc w:val="thaiDistribute"/>
         <w:rPr>
-          <w:rFonts w:ascii="TH SarabunPSK" w:hAnsi="TH SarabunPSK" w:cs="TH SarabunPSK" w:hint="cs"/>
+          <w:rFonts w:ascii="TH SarabunPSK" w:hAnsi="TH SarabunPSK" w:cs="TH SarabunPSK"/>
           <w:sz w:val="32"/>
           <w:szCs w:val="32"/>
         </w:rPr>
@@ -1171,7 +1171,7 @@
         <w:spacing w:after="0"/>
         <w:jc w:val="thaiDistribute"/>
         <w:rPr>
-          <w:rFonts w:ascii="TH SarabunPSK" w:eastAsia="Times New Roman" w:hAnsi="TH SarabunPSK" w:cs="TH SarabunPSK" w:hint="cs"/>
+          <w:rFonts w:ascii="TH SarabunPSK" w:eastAsia="Times New Roman" w:hAnsi="TH SarabunPSK" w:cs="TH SarabunPSK"/>
           <w:color w:val="000000"/>
           <w:kern w:val="0"/>
           <w:sz w:val="32"/>
@@ -2902,7 +2902,7 @@
     <w:p>
       <w:pPr>
         <w:tabs>
-          <w:tab w:val="left" w:pos="1276"/>
+          <w:tab w:val="left" w:pos="1418"/>
           <w:tab w:val="left" w:pos="1701"/>
           <w:tab w:val="left" w:pos="1985"/>
           <w:tab w:val="left" w:pos="2127"/>
@@ -2923,10 +2923,64 @@
           <w:kern w:val="0"/>
           <w:sz w:val="32"/>
           <w:szCs w:val="32"/>
+          <w:cs/>
           <w14:ligatures w14:val="none"/>
         </w:rPr>
         <w:tab/>
-        <w:t>1.5.1.3</w:t>
+      </w:r>
+      <w:r>
+        <w:rPr>
+          <w:rFonts w:ascii="TH SarabunPSK" w:eastAsia="Times New Roman" w:hAnsi="TH SarabunPSK" w:cs="TH SarabunPSK"/>
+          <w:kern w:val="0"/>
+          <w:sz w:val="32"/>
+          <w:szCs w:val="32"/>
+          <w:cs/>
+          <w14:ligatures w14:val="none"/>
+        </w:rPr>
+        <w:tab/>
+      </w:r>
+      <w:r>
+        <w:rPr>
+          <w:rFonts w:ascii="TH SarabunPSK" w:eastAsia="Times New Roman" w:hAnsi="TH SarabunPSK" w:cs="TH SarabunPSK"/>
+          <w:kern w:val="0"/>
+          <w:sz w:val="32"/>
+          <w:szCs w:val="32"/>
+          <w:cs/>
+          <w14:ligatures w14:val="none"/>
+        </w:rPr>
+        <w:tab/>
+      </w:r>
+      <w:r>
+        <w:rPr>
+          <w:rFonts w:ascii="TH SarabunPSK" w:eastAsia="Times New Roman" w:hAnsi="TH SarabunPSK" w:cs="TH SarabunPSK"/>
+          <w:kern w:val="0"/>
+          <w:sz w:val="32"/>
+          <w:szCs w:val="32"/>
+          <w:cs/>
+          <w14:ligatures w14:val="none"/>
+        </w:rPr>
+        <w:tab/>
+      </w:r>
+      <w:r>
+        <w:rPr>
+          <w:rFonts w:ascii="TH SarabunPSK" w:eastAsia="Times New Roman" w:hAnsi="TH SarabunPSK" w:cs="TH SarabunPSK" w:hint="cs"/>
+          <w:kern w:val="0"/>
+          <w:sz w:val="32"/>
+          <w:szCs w:val="32"/>
+          <w:cs/>
+          <w14:ligatures w14:val="none"/>
+        </w:rPr>
+        <w:t>7</w:t>
+      </w:r>
+      <w:r>
+        <w:rPr>
+          <w:rFonts w:ascii="TH SarabunPSK" w:eastAsia="Times New Roman" w:hAnsi="TH SarabunPSK" w:cs="TH SarabunPSK"/>
+          <w:kern w:val="0"/>
+          <w:sz w:val="32"/>
+          <w:szCs w:val="32"/>
+          <w14:ligatures w14:val="none"/>
+        </w:rPr>
+        <w:t>)</w:t>
       </w:r>
       <w:r>
         <w:rPr>
@@ -2948,17 +3002,89 @@
           <w:cs/>
           <w14:ligatures w14:val="none"/>
         </w:rPr>
-        <w:t>ขอบเขตของพนักงานทั่วไป (</w:t>
-      </w:r>
-      <w:r>
-        <w:rPr>
-          <w:rFonts w:ascii="TH SarabunPSK" w:eastAsia="Times New Roman" w:hAnsi="TH SarabunPSK" w:cs="TH SarabunPSK"/>
-          <w:kern w:val="0"/>
-          <w:sz w:val="32"/>
-          <w:szCs w:val="32"/>
-          <w14:ligatures w14:val="none"/>
-        </w:rPr>
-        <w:t>General Employee)</w:t>
+        <w:t>สามารถตรวจสอบสัญญาจ้าง</w:t>
+      </w:r>
+    </w:p>
+    <w:p>
+      <w:pPr>
+        <w:tabs>
+          <w:tab w:val="left" w:pos="1418"/>
+          <w:tab w:val="left" w:pos="1701"/>
+          <w:tab w:val="left" w:pos="1985"/>
+          <w:tab w:val="left" w:pos="2127"/>
+        </w:tabs>
+        <w:spacing w:after="0"/>
+        <w:jc w:val="thaiDistribute"/>
+        <w:rPr>
+          <w:rFonts w:ascii="TH SarabunPSK" w:eastAsia="Times New Roman" w:hAnsi="TH SarabunPSK" w:cs="TH SarabunPSK"/>
+          <w:kern w:val="0"/>
+          <w:sz w:val="32"/>
+          <w:szCs w:val="32"/>
+          <w14:ligatures w14:val="none"/>
+        </w:rPr>
+      </w:pPr>
+      <w:r>
+        <w:rPr>
+          <w:rFonts w:ascii="TH SarabunPSK" w:eastAsia="Times New Roman" w:hAnsi="TH SarabunPSK" w:cs="TH SarabunPSK"/>
+          <w:kern w:val="0"/>
+          <w:sz w:val="32"/>
+          <w:szCs w:val="32"/>
+          <w14:ligatures w14:val="none"/>
+        </w:rPr>
+        <w:tab/>
+      </w:r>
+      <w:r>
+        <w:rPr>
+          <w:rFonts w:ascii="TH SarabunPSK" w:eastAsia="Times New Roman" w:hAnsi="TH SarabunPSK" w:cs="TH SarabunPSK"/>
+          <w:kern w:val="0"/>
+          <w:sz w:val="32"/>
+          <w:szCs w:val="32"/>
+          <w14:ligatures w14:val="none"/>
+        </w:rPr>
+        <w:tab/>
+      </w:r>
+      <w:r>
+        <w:rPr>
+          <w:rFonts w:ascii="TH SarabunPSK" w:eastAsia="Times New Roman" w:hAnsi="TH SarabunPSK" w:cs="TH SarabunPSK"/>
+          <w:kern w:val="0"/>
+          <w:sz w:val="32"/>
+          <w:szCs w:val="32"/>
+          <w14:ligatures w14:val="none"/>
+        </w:rPr>
+        <w:tab/>
+      </w:r>
+      <w:r>
+        <w:rPr>
+          <w:rFonts w:ascii="TH SarabunPSK" w:eastAsia="Times New Roman" w:hAnsi="TH SarabunPSK" w:cs="TH SarabunPSK"/>
+          <w:kern w:val="0"/>
+          <w:sz w:val="32"/>
+          <w:szCs w:val="32"/>
+          <w14:ligatures w14:val="none"/>
+        </w:rPr>
+        <w:tab/>
+        <w:t>8)</w:t>
+      </w:r>
+      <w:r>
+        <w:rPr>
+          <w:rFonts w:ascii="TH SarabunPSK" w:eastAsia="Times New Roman" w:hAnsi="TH SarabunPSK" w:cs="TH SarabunPSK"/>
+          <w:color w:val="FFFFFF" w:themeColor="background1"/>
+          <w:kern w:val="0"/>
+          <w:sz w:val="32"/>
+          <w:szCs w:val="32"/>
+          <w14:ligatures w14:val="none"/>
+        </w:rPr>
+        <w:t>**</w:t>
+      </w:r>
+      <w:r>
+        <w:rPr>
+          <w:rFonts w:ascii="TH SarabunPSK" w:eastAsia="Times New Roman" w:hAnsi="TH SarabunPSK" w:cs="TH SarabunPSK"/>
+          <w:kern w:val="0"/>
+          <w:sz w:val="32"/>
+          <w:szCs w:val="32"/>
+          <w:cs/>
+          <w14:ligatures w14:val="none"/>
+        </w:rPr>
+        <w:t>สามารถตรวจสอบความประพฤติ</w:t>
       </w:r>
     </w:p>
     <w:p>
@@ -2988,37 +3114,7 @@
           <w14:ligatures w14:val="none"/>
         </w:rPr>
         <w:tab/>
-      </w:r>
-      <w:r>
-        <w:rPr>
-          <w:rFonts w:ascii="TH SarabunPSK" w:eastAsia="Times New Roman" w:hAnsi="TH SarabunPSK" w:cs="TH SarabunPSK"/>
-          <w:kern w:val="0"/>
-          <w:sz w:val="32"/>
-          <w:szCs w:val="32"/>
-          <w14:ligatures w14:val="none"/>
-        </w:rPr>
-        <w:tab/>
-      </w:r>
-      <w:r>
-        <w:rPr>
-          <w:rFonts w:ascii="TH SarabunPSK" w:eastAsia="Times New Roman" w:hAnsi="TH SarabunPSK" w:cs="TH SarabunPSK"/>
-          <w:kern w:val="0"/>
-          <w:sz w:val="32"/>
-          <w:szCs w:val="32"/>
-          <w14:ligatures w14:val="none"/>
-        </w:rPr>
-        <w:tab/>
-      </w:r>
-      <w:r>
-        <w:rPr>
-          <w:rFonts w:ascii="TH SarabunPSK" w:eastAsia="Times New Roman" w:hAnsi="TH SarabunPSK" w:cs="TH SarabunPSK"/>
-          <w:kern w:val="0"/>
-          <w:sz w:val="32"/>
-          <w:szCs w:val="32"/>
-          <w14:ligatures w14:val="none"/>
-        </w:rPr>
-        <w:tab/>
-        <w:t>1)</w:t>
+        <w:t>1.5.1.3</w:t>
       </w:r>
       <w:r>
         <w:rPr>
@@ -3040,80 +3136,17 @@
           <w:cs/>
           <w14:ligatures w14:val="none"/>
         </w:rPr>
-        <w:t>สามารถพิสูจน์ตัวตน (</w:t>
-      </w:r>
-      <w:r>
-        <w:rPr>
-          <w:rFonts w:ascii="TH SarabunPSK" w:eastAsia="Times New Roman" w:hAnsi="TH SarabunPSK" w:cs="TH SarabunPSK"/>
-          <w:kern w:val="0"/>
-          <w:sz w:val="32"/>
-          <w:szCs w:val="32"/>
-          <w14:ligatures w14:val="none"/>
-        </w:rPr>
-        <w:t xml:space="preserve">Authentication) </w:t>
-      </w:r>
-      <w:r>
-        <w:rPr>
-          <w:rFonts w:ascii="TH SarabunPSK" w:eastAsia="Times New Roman" w:hAnsi="TH SarabunPSK" w:cs="TH SarabunPSK"/>
-          <w:kern w:val="0"/>
-          <w:sz w:val="32"/>
-          <w:szCs w:val="32"/>
-          <w:cs/>
-          <w14:ligatures w14:val="none"/>
-        </w:rPr>
-        <w:t xml:space="preserve">เพื่อเข้าใช้งานระบบผ่านแพลตฟอร์ม </w:t>
-      </w:r>
-      <w:r>
-        <w:rPr>
-          <w:rFonts w:ascii="TH SarabunPSK" w:eastAsia="Times New Roman" w:hAnsi="TH SarabunPSK" w:cs="TH SarabunPSK"/>
-          <w:kern w:val="0"/>
-          <w:sz w:val="32"/>
-          <w:szCs w:val="32"/>
-          <w14:ligatures w14:val="none"/>
-        </w:rPr>
-        <w:t>LINE LIFF (LINE Front-end Framework)</w:t>
-      </w:r>
-      <w:r>
-        <w:rPr>
-          <w:rFonts w:ascii="TH SarabunPSK" w:eastAsia="Times New Roman" w:hAnsi="TH SarabunPSK" w:cs="TH SarabunPSK"/>
-          <w:kern w:val="0"/>
-          <w:sz w:val="32"/>
-          <w:szCs w:val="32"/>
-          <w14:ligatures w14:val="none"/>
-        </w:rPr>
-        <w:t xml:space="preserve"> </w:t>
-      </w:r>
-      <w:r>
-        <w:rPr>
-          <w:rFonts w:ascii="TH SarabunPSK" w:eastAsia="Times New Roman" w:hAnsi="TH SarabunPSK" w:cs="TH SarabunPSK" w:hint="cs"/>
-          <w:kern w:val="0"/>
-          <w:sz w:val="32"/>
-          <w:szCs w:val="32"/>
-          <w:cs/>
-          <w14:ligatures w14:val="none"/>
-        </w:rPr>
-        <w:t xml:space="preserve">ด้วย </w:t>
-      </w:r>
-      <w:r>
-        <w:rPr>
-          <w:rFonts w:ascii="TH SarabunPSK" w:eastAsia="Times New Roman" w:hAnsi="TH SarabunPSK" w:cs="TH SarabunPSK"/>
-          <w:kern w:val="0"/>
-          <w:sz w:val="32"/>
-          <w:szCs w:val="32"/>
-          <w14:ligatures w14:val="none"/>
-        </w:rPr>
-        <w:t xml:space="preserve">OTP </w:t>
-      </w:r>
-      <w:r>
-        <w:rPr>
-          <w:rFonts w:ascii="TH SarabunPSK" w:eastAsia="Times New Roman" w:hAnsi="TH SarabunPSK" w:cs="TH SarabunPSK" w:hint="cs"/>
-          <w:kern w:val="0"/>
-          <w:sz w:val="32"/>
-          <w:szCs w:val="32"/>
-          <w:cs/>
-          <w14:ligatures w14:val="none"/>
-        </w:rPr>
-        <w:t>ผ่านอีเมล</w:t>
+        <w:t>ขอบเขตของพนักงานทั่วไป (</w:t>
+      </w:r>
+      <w:r>
+        <w:rPr>
+          <w:rFonts w:ascii="TH SarabunPSK" w:eastAsia="Times New Roman" w:hAnsi="TH SarabunPSK" w:cs="TH SarabunPSK"/>
+          <w:kern w:val="0"/>
+          <w:sz w:val="32"/>
+          <w:szCs w:val="32"/>
+          <w14:ligatures w14:val="none"/>
+        </w:rPr>
+        <w:t>General Employee)</w:t>
       </w:r>
     </w:p>
     <w:p>
@@ -3140,7 +3173,6 @@
           <w:kern w:val="0"/>
           <w:sz w:val="32"/>
           <w:szCs w:val="32"/>
-          <w:cs/>
           <w14:ligatures w14:val="none"/>
         </w:rPr>
         <w:tab/>
@@ -3151,7 +3183,6 @@
           <w:kern w:val="0"/>
           <w:sz w:val="32"/>
           <w:szCs w:val="32"/>
-          <w:cs/>
           <w14:ligatures w14:val="none"/>
         </w:rPr>
         <w:tab/>
@@ -3162,7 +3193,6 @@
           <w:kern w:val="0"/>
           <w:sz w:val="32"/>
           <w:szCs w:val="32"/>
-          <w:cs/>
           <w14:ligatures w14:val="none"/>
         </w:rPr>
         <w:tab/>
@@ -3173,10 +3203,73 @@
           <w:kern w:val="0"/>
           <w:sz w:val="32"/>
           <w:szCs w:val="32"/>
-          <w:cs/>
           <w14:ligatures w14:val="none"/>
         </w:rPr>
         <w:tab/>
+        <w:t>1)</w:t>
+      </w:r>
+      <w:r>
+        <w:rPr>
+          <w:rFonts w:ascii="TH SarabunPSK" w:eastAsia="Times New Roman" w:hAnsi="TH SarabunPSK" w:cs="TH SarabunPSK"/>
+          <w:color w:val="FFFFFF" w:themeColor="background1"/>
+          <w:kern w:val="0"/>
+          <w:sz w:val="32"/>
+          <w:szCs w:val="32"/>
+          <w14:ligatures w14:val="none"/>
+        </w:rPr>
+        <w:t>**</w:t>
+      </w:r>
+      <w:r>
+        <w:rPr>
+          <w:rFonts w:ascii="TH SarabunPSK" w:eastAsia="Times New Roman" w:hAnsi="TH SarabunPSK" w:cs="TH SarabunPSK"/>
+          <w:kern w:val="0"/>
+          <w:sz w:val="32"/>
+          <w:szCs w:val="32"/>
+          <w:cs/>
+          <w14:ligatures w14:val="none"/>
+        </w:rPr>
+        <w:t>สามารถพิสูจน์ตัวตน (</w:t>
+      </w:r>
+      <w:r>
+        <w:rPr>
+          <w:rFonts w:ascii="TH SarabunPSK" w:eastAsia="Times New Roman" w:hAnsi="TH SarabunPSK" w:cs="TH SarabunPSK"/>
+          <w:kern w:val="0"/>
+          <w:sz w:val="32"/>
+          <w:szCs w:val="32"/>
+          <w14:ligatures w14:val="none"/>
+        </w:rPr>
+        <w:t xml:space="preserve">Authentication) </w:t>
+      </w:r>
+      <w:r>
+        <w:rPr>
+          <w:rFonts w:ascii="TH SarabunPSK" w:eastAsia="Times New Roman" w:hAnsi="TH SarabunPSK" w:cs="TH SarabunPSK"/>
+          <w:kern w:val="0"/>
+          <w:sz w:val="32"/>
+          <w:szCs w:val="32"/>
+          <w:cs/>
+          <w14:ligatures w14:val="none"/>
+        </w:rPr>
+        <w:t xml:space="preserve">เพื่อเข้าใช้งานระบบผ่านแพลตฟอร์ม </w:t>
+      </w:r>
+      <w:r>
+        <w:rPr>
+          <w:rFonts w:ascii="TH SarabunPSK" w:eastAsia="Times New Roman" w:hAnsi="TH SarabunPSK" w:cs="TH SarabunPSK"/>
+          <w:kern w:val="0"/>
+          <w:sz w:val="32"/>
+          <w:szCs w:val="32"/>
+          <w14:ligatures w14:val="none"/>
+        </w:rPr>
+        <w:t>LINE LIFF (LINE Front-end Framework)</w:t>
+      </w:r>
+      <w:r>
+        <w:rPr>
+          <w:rFonts w:ascii="TH SarabunPSK" w:eastAsia="Times New Roman" w:hAnsi="TH SarabunPSK" w:cs="TH SarabunPSK"/>
+          <w:kern w:val="0"/>
+          <w:sz w:val="32"/>
+          <w:szCs w:val="32"/>
+          <w14:ligatures w14:val="none"/>
+        </w:rPr>
+        <w:t xml:space="preserve"> </w:t>
       </w:r>
       <w:r>
         <w:rPr>
@@ -3187,39 +3280,28 @@
           <w:cs/>
           <w14:ligatures w14:val="none"/>
         </w:rPr>
-        <w:t>2</w:t>
-      </w:r>
-      <w:r>
-        <w:rPr>
-          <w:rFonts w:ascii="TH SarabunPSK" w:eastAsia="Times New Roman" w:hAnsi="TH SarabunPSK" w:cs="TH SarabunPSK"/>
-          <w:kern w:val="0"/>
-          <w:sz w:val="32"/>
-          <w:szCs w:val="32"/>
-          <w14:ligatures w14:val="none"/>
-        </w:rPr>
-        <w:t>)</w:t>
-      </w:r>
-      <w:r>
-        <w:rPr>
-          <w:rFonts w:ascii="TH SarabunPSK" w:eastAsia="Times New Roman" w:hAnsi="TH SarabunPSK" w:cs="TH SarabunPSK"/>
-          <w:color w:val="FFFFFF" w:themeColor="background1"/>
-          <w:kern w:val="0"/>
-          <w:sz w:val="32"/>
-          <w:szCs w:val="32"/>
-          <w14:ligatures w14:val="none"/>
-        </w:rPr>
-        <w:t>**</w:t>
-      </w:r>
-      <w:r>
-        <w:rPr>
-          <w:rFonts w:ascii="TH SarabunPSK" w:eastAsia="Times New Roman" w:hAnsi="TH SarabunPSK" w:cs="TH SarabunPSK"/>
-          <w:kern w:val="0"/>
-          <w:sz w:val="32"/>
-          <w:szCs w:val="32"/>
-          <w:cs/>
-          <w14:ligatures w14:val="none"/>
-        </w:rPr>
-        <w:t>สามารถรับการแจ้งเตือนวาระสำคัญ เช่น วันคล้ายวันเกิดของตนเอง</w:t>
+        <w:t xml:space="preserve">ด้วย </w:t>
+      </w:r>
+      <w:r>
+        <w:rPr>
+          <w:rFonts w:ascii="TH SarabunPSK" w:eastAsia="Times New Roman" w:hAnsi="TH SarabunPSK" w:cs="TH SarabunPSK"/>
+          <w:kern w:val="0"/>
+          <w:sz w:val="32"/>
+          <w:szCs w:val="32"/>
+          <w14:ligatures w14:val="none"/>
+        </w:rPr>
+        <w:t xml:space="preserve">OTP </w:t>
+      </w:r>
+      <w:r>
+        <w:rPr>
+          <w:rFonts w:ascii="TH SarabunPSK" w:eastAsia="Times New Roman" w:hAnsi="TH SarabunPSK" w:cs="TH SarabunPSK" w:hint="cs"/>
+          <w:kern w:val="0"/>
+          <w:sz w:val="32"/>
+          <w:szCs w:val="32"/>
+          <w:cs/>
+          <w14:ligatures w14:val="none"/>
+        </w:rPr>
+        <w:t>ผ่านอีเมล</w:t>
       </w:r>
     </w:p>
     <w:p>
@@ -3246,6 +3328,7 @@
           <w:kern w:val="0"/>
           <w:sz w:val="32"/>
           <w:szCs w:val="32"/>
+          <w:cs/>
           <w14:ligatures w14:val="none"/>
         </w:rPr>
         <w:tab/>
@@ -3256,6 +3339,7 @@
           <w:kern w:val="0"/>
           <w:sz w:val="32"/>
           <w:szCs w:val="32"/>
+          <w:cs/>
           <w14:ligatures w14:val="none"/>
         </w:rPr>
         <w:tab/>
@@ -3266,6 +3350,7 @@
           <w:kern w:val="0"/>
           <w:sz w:val="32"/>
           <w:szCs w:val="32"/>
+          <w:cs/>
           <w14:ligatures w14:val="none"/>
         </w:rPr>
         <w:tab/>
@@ -3276,10 +3361,31 @@
           <w:kern w:val="0"/>
           <w:sz w:val="32"/>
           <w:szCs w:val="32"/>
+          <w:cs/>
           <w14:ligatures w14:val="none"/>
         </w:rPr>
         <w:tab/>
-        <w:t>3)</w:t>
+      </w:r>
+      <w:r>
+        <w:rPr>
+          <w:rFonts w:ascii="TH SarabunPSK" w:eastAsia="Times New Roman" w:hAnsi="TH SarabunPSK" w:cs="TH SarabunPSK" w:hint="cs"/>
+          <w:kern w:val="0"/>
+          <w:sz w:val="32"/>
+          <w:szCs w:val="32"/>
+          <w:cs/>
+          <w14:ligatures w14:val="none"/>
+        </w:rPr>
+        <w:t>2</w:t>
+      </w:r>
+      <w:r>
+        <w:rPr>
+          <w:rFonts w:ascii="TH SarabunPSK" w:eastAsia="Times New Roman" w:hAnsi="TH SarabunPSK" w:cs="TH SarabunPSK"/>
+          <w:kern w:val="0"/>
+          <w:sz w:val="32"/>
+          <w:szCs w:val="32"/>
+          <w14:ligatures w14:val="none"/>
+        </w:rPr>
+        <w:t>)</w:t>
       </w:r>
       <w:r>
         <w:rPr>
@@ -3301,49 +3407,7 @@
           <w:cs/>
           <w14:ligatures w14:val="none"/>
         </w:rPr>
-        <w:t>สามารถรับการแจ้งเตือนกำหนดการประชุมล่วงหน้าตามช่วงเวลาที่กำหนด (</w:t>
-      </w:r>
-      <w:r>
-        <w:rPr>
-          <w:rFonts w:ascii="TH SarabunPSK" w:eastAsia="Times New Roman" w:hAnsi="TH SarabunPSK" w:cs="TH SarabunPSK"/>
-          <w:kern w:val="0"/>
-          <w:sz w:val="32"/>
-          <w:szCs w:val="32"/>
-          <w14:ligatures w14:val="none"/>
-        </w:rPr>
-        <w:t xml:space="preserve">15, 10 </w:t>
-      </w:r>
-      <w:r>
-        <w:rPr>
-          <w:rFonts w:ascii="TH SarabunPSK" w:eastAsia="Times New Roman" w:hAnsi="TH SarabunPSK" w:cs="TH SarabunPSK"/>
-          <w:kern w:val="0"/>
-          <w:sz w:val="32"/>
-          <w:szCs w:val="32"/>
-          <w:cs/>
-          <w14:ligatures w14:val="none"/>
-        </w:rPr>
-        <w:t xml:space="preserve">และ </w:t>
-      </w:r>
-      <w:r>
-        <w:rPr>
-          <w:rFonts w:ascii="TH SarabunPSK" w:eastAsia="Times New Roman" w:hAnsi="TH SarabunPSK" w:cs="TH SarabunPSK"/>
-          <w:kern w:val="0"/>
-          <w:sz w:val="32"/>
-          <w:szCs w:val="32"/>
-          <w14:ligatures w14:val="none"/>
-        </w:rPr>
-        <w:t xml:space="preserve">5 </w:t>
-      </w:r>
-      <w:r>
-        <w:rPr>
-          <w:rFonts w:ascii="TH SarabunPSK" w:eastAsia="Times New Roman" w:hAnsi="TH SarabunPSK" w:cs="TH SarabunPSK"/>
-          <w:kern w:val="0"/>
-          <w:sz w:val="32"/>
-          <w:szCs w:val="32"/>
-          <w:cs/>
-          <w14:ligatures w14:val="none"/>
-        </w:rPr>
-        <w:t>นาที)</w:t>
+        <w:t>สามารถรับการแจ้งเตือนวาระสำคัญ เช่น วันคล้ายวันเกิดของตนเอง</w:t>
       </w:r>
     </w:p>
     <w:p>
@@ -3403,7 +3467,7 @@
           <w14:ligatures w14:val="none"/>
         </w:rPr>
         <w:tab/>
-        <w:t>4)</w:t>
+        <w:t>3)</w:t>
       </w:r>
       <w:r>
         <w:rPr>
@@ -3425,38 +3489,49 @@
           <w:cs/>
           <w14:ligatures w14:val="none"/>
         </w:rPr>
-        <w:t>สามารถสืบค้นข้อมูลองค์กร ระเบียบปฏิบัติ หรือข้อมูลทั่วไปผ่านตัวแทนปัญญาประดิษฐ์ (</w:t>
-      </w:r>
-      <w:r>
-        <w:rPr>
-          <w:rFonts w:ascii="TH SarabunPSK" w:eastAsia="Times New Roman" w:hAnsi="TH SarabunPSK" w:cs="TH SarabunPSK"/>
-          <w:kern w:val="0"/>
-          <w:sz w:val="32"/>
-          <w:szCs w:val="32"/>
-          <w14:ligatures w14:val="none"/>
-        </w:rPr>
-        <w:t xml:space="preserve">AI Agent) </w:t>
-      </w:r>
-      <w:r>
-        <w:rPr>
-          <w:rFonts w:ascii="TH SarabunPSK" w:eastAsia="Times New Roman" w:hAnsi="TH SarabunPSK" w:cs="TH SarabunPSK"/>
-          <w:kern w:val="0"/>
-          <w:sz w:val="32"/>
-          <w:szCs w:val="32"/>
-          <w:cs/>
-          <w14:ligatures w14:val="none"/>
-        </w:rPr>
-        <w:t xml:space="preserve">โดยอาศัยเทคนิค </w:t>
-      </w:r>
-      <w:r>
-        <w:rPr>
-          <w:rFonts w:ascii="TH SarabunPSK" w:eastAsia="Times New Roman" w:hAnsi="TH SarabunPSK" w:cs="TH SarabunPSK"/>
-          <w:kern w:val="0"/>
-          <w:sz w:val="32"/>
-          <w:szCs w:val="32"/>
-          <w14:ligatures w14:val="none"/>
-        </w:rPr>
-        <w:t>Retrieval-Augmented Generation (RAG)</w:t>
+        <w:t>สามารถรับการแจ้งเตือนกำหนดการประชุมล่วงหน้าตามช่วงเวลาที่กำหนด (</w:t>
+      </w:r>
+      <w:r>
+        <w:rPr>
+          <w:rFonts w:ascii="TH SarabunPSK" w:eastAsia="Times New Roman" w:hAnsi="TH SarabunPSK" w:cs="TH SarabunPSK"/>
+          <w:kern w:val="0"/>
+          <w:sz w:val="32"/>
+          <w:szCs w:val="32"/>
+          <w14:ligatures w14:val="none"/>
+        </w:rPr>
+        <w:t xml:space="preserve">15, 10 </w:t>
+      </w:r>
+      <w:r>
+        <w:rPr>
+          <w:rFonts w:ascii="TH SarabunPSK" w:eastAsia="Times New Roman" w:hAnsi="TH SarabunPSK" w:cs="TH SarabunPSK"/>
+          <w:kern w:val="0"/>
+          <w:sz w:val="32"/>
+          <w:szCs w:val="32"/>
+          <w:cs/>
+          <w14:ligatures w14:val="none"/>
+        </w:rPr>
+        <w:t xml:space="preserve">และ </w:t>
+      </w:r>
+      <w:r>
+        <w:rPr>
+          <w:rFonts w:ascii="TH SarabunPSK" w:eastAsia="Times New Roman" w:hAnsi="TH SarabunPSK" w:cs="TH SarabunPSK"/>
+          <w:kern w:val="0"/>
+          <w:sz w:val="32"/>
+          <w:szCs w:val="32"/>
+          <w14:ligatures w14:val="none"/>
+        </w:rPr>
+        <w:t xml:space="preserve">5 </w:t>
+      </w:r>
+      <w:r>
+        <w:rPr>
+          <w:rFonts w:ascii="TH SarabunPSK" w:eastAsia="Times New Roman" w:hAnsi="TH SarabunPSK" w:cs="TH SarabunPSK"/>
+          <w:kern w:val="0"/>
+          <w:sz w:val="32"/>
+          <w:szCs w:val="32"/>
+          <w:cs/>
+          <w14:ligatures w14:val="none"/>
+        </w:rPr>
+        <w:t>นาที)</w:t>
       </w:r>
     </w:p>
     <w:p>
@@ -3516,7 +3591,7 @@
           <w14:ligatures w14:val="none"/>
         </w:rPr>
         <w:tab/>
-        <w:t>5)</w:t>
+        <w:t>4)</w:t>
       </w:r>
       <w:r>
         <w:rPr>
@@ -3538,119 +3613,38 @@
           <w:cs/>
           <w14:ligatures w14:val="none"/>
         </w:rPr>
-        <w:t xml:space="preserve">สามารถส่งไฟล์ภาพผ่าน </w:t>
-      </w:r>
-      <w:r>
-        <w:rPr>
-          <w:rFonts w:ascii="TH SarabunPSK" w:eastAsia="Times New Roman" w:hAnsi="TH SarabunPSK" w:cs="TH SarabunPSK"/>
-          <w:kern w:val="0"/>
-          <w:sz w:val="32"/>
-          <w:szCs w:val="32"/>
-          <w14:ligatures w14:val="none"/>
-        </w:rPr>
-        <w:t>L</w:t>
-      </w:r>
-      <w:r>
-        <w:rPr>
-          <w:rFonts w:ascii="TH SarabunPSK" w:eastAsia="Times New Roman" w:hAnsi="TH SarabunPSK" w:cs="TH SarabunPSK"/>
-          <w:kern w:val="0"/>
-          <w:sz w:val="32"/>
-          <w:szCs w:val="32"/>
-          <w14:ligatures w14:val="none"/>
-        </w:rPr>
-        <w:t>ine</w:t>
-      </w:r>
-      <w:r>
-        <w:rPr>
-          <w:rFonts w:ascii="TH SarabunPSK" w:eastAsia="Times New Roman" w:hAnsi="TH SarabunPSK" w:cs="TH SarabunPSK"/>
-          <w:kern w:val="0"/>
-          <w:sz w:val="32"/>
-          <w:szCs w:val="32"/>
-          <w14:ligatures w14:val="none"/>
-        </w:rPr>
-        <w:t xml:space="preserve"> </w:t>
-      </w:r>
-      <w:r>
-        <w:rPr>
-          <w:rFonts w:ascii="TH SarabunPSK" w:eastAsia="Times New Roman" w:hAnsi="TH SarabunPSK" w:cs="TH SarabunPSK"/>
-          <w:kern w:val="0"/>
-          <w:sz w:val="32"/>
-          <w:szCs w:val="32"/>
-          <w14:ligatures w14:val="none"/>
-        </w:rPr>
-        <w:t>O</w:t>
-      </w:r>
-      <w:r>
-        <w:rPr>
-          <w:rFonts w:ascii="TH SarabunPSK" w:eastAsia="Times New Roman" w:hAnsi="TH SarabunPSK" w:cs="TH SarabunPSK"/>
-          <w:kern w:val="0"/>
-          <w:sz w:val="32"/>
-          <w:szCs w:val="32"/>
-          <w14:ligatures w14:val="none"/>
-        </w:rPr>
-        <w:t xml:space="preserve">fficial </w:t>
-      </w:r>
-      <w:r>
-        <w:rPr>
-          <w:rFonts w:ascii="TH SarabunPSK" w:eastAsia="Times New Roman" w:hAnsi="TH SarabunPSK" w:cs="TH SarabunPSK"/>
-          <w:kern w:val="0"/>
-          <w:sz w:val="32"/>
-          <w:szCs w:val="32"/>
-          <w14:ligatures w14:val="none"/>
-        </w:rPr>
-        <w:t>A</w:t>
-      </w:r>
-      <w:r>
-        <w:rPr>
-          <w:rFonts w:ascii="TH SarabunPSK" w:eastAsia="Times New Roman" w:hAnsi="TH SarabunPSK" w:cs="TH SarabunPSK"/>
-          <w:kern w:val="0"/>
-          <w:sz w:val="32"/>
-          <w:szCs w:val="32"/>
-          <w14:ligatures w14:val="none"/>
-        </w:rPr>
-        <w:t>ccount</w:t>
-      </w:r>
-      <w:r>
-        <w:rPr>
-          <w:rFonts w:ascii="TH SarabunPSK" w:eastAsia="Times New Roman" w:hAnsi="TH SarabunPSK" w:cs="TH SarabunPSK"/>
-          <w:kern w:val="0"/>
-          <w:sz w:val="32"/>
-          <w:szCs w:val="32"/>
-          <w14:ligatures w14:val="none"/>
-        </w:rPr>
-        <w:t xml:space="preserve"> </w:t>
-      </w:r>
-      <w:r>
-        <w:rPr>
-          <w:rFonts w:ascii="TH SarabunPSK" w:eastAsia="Times New Roman" w:hAnsi="TH SarabunPSK" w:cs="TH SarabunPSK"/>
-          <w:kern w:val="0"/>
-          <w:sz w:val="32"/>
-          <w:szCs w:val="32"/>
-          <w:cs/>
-          <w14:ligatures w14:val="none"/>
-        </w:rPr>
-        <w:t xml:space="preserve">โดยระบบจะตรวจสอบและจัดเก็บเฉพาะสลิปการโอนเงินลง </w:t>
-      </w:r>
-      <w:r>
-        <w:rPr>
-          <w:rFonts w:ascii="TH SarabunPSK" w:eastAsia="Times New Roman" w:hAnsi="TH SarabunPSK" w:cs="TH SarabunPSK"/>
-          <w:kern w:val="0"/>
-          <w:sz w:val="32"/>
-          <w:szCs w:val="32"/>
-          <w14:ligatures w14:val="none"/>
-        </w:rPr>
-        <w:t xml:space="preserve">Google Drive </w:t>
-      </w:r>
-      <w:r>
-        <w:rPr>
-          <w:rFonts w:ascii="TH SarabunPSK" w:eastAsia="Times New Roman" w:hAnsi="TH SarabunPSK" w:cs="TH SarabunPSK"/>
-          <w:kern w:val="0"/>
-          <w:sz w:val="32"/>
-          <w:szCs w:val="32"/>
-          <w:cs/>
-          <w14:ligatures w14:val="none"/>
-        </w:rPr>
-        <w:t>โดยอัตโนมัติ</w:t>
+        <w:t>สามารถสืบค้นข้อมูลองค์กร ระเบียบปฏิบัติ หรือข้อมูลทั่วไปผ่านตัวแทนปัญญาประดิษฐ์ (</w:t>
+      </w:r>
+      <w:r>
+        <w:rPr>
+          <w:rFonts w:ascii="TH SarabunPSK" w:eastAsia="Times New Roman" w:hAnsi="TH SarabunPSK" w:cs="TH SarabunPSK"/>
+          <w:kern w:val="0"/>
+          <w:sz w:val="32"/>
+          <w:szCs w:val="32"/>
+          <w14:ligatures w14:val="none"/>
+        </w:rPr>
+        <w:t xml:space="preserve">AI Agent) </w:t>
+      </w:r>
+      <w:r>
+        <w:rPr>
+          <w:rFonts w:ascii="TH SarabunPSK" w:eastAsia="Times New Roman" w:hAnsi="TH SarabunPSK" w:cs="TH SarabunPSK"/>
+          <w:kern w:val="0"/>
+          <w:sz w:val="32"/>
+          <w:szCs w:val="32"/>
+          <w:cs/>
+          <w14:ligatures w14:val="none"/>
+        </w:rPr>
+        <w:t xml:space="preserve">โดยอาศัยเทคนิค </w:t>
+      </w:r>
+      <w:r>
+        <w:rPr>
+          <w:rFonts w:ascii="TH SarabunPSK" w:eastAsia="Times New Roman" w:hAnsi="TH SarabunPSK" w:cs="TH SarabunPSK"/>
+          <w:kern w:val="0"/>
+          <w:sz w:val="32"/>
+          <w:szCs w:val="32"/>
+          <w14:ligatures w14:val="none"/>
+        </w:rPr>
+        <w:t>Retrieval-Augmented Generation (RAG)</w:t>
       </w:r>
     </w:p>
     <w:p>
@@ -3710,7 +3704,7 @@
           <w14:ligatures w14:val="none"/>
         </w:rPr>
         <w:tab/>
-        <w:t>6)</w:t>
+        <w:t>5)</w:t>
       </w:r>
       <w:r>
         <w:rPr>
@@ -3732,50 +3726,119 @@
           <w:cs/>
           <w14:ligatures w14:val="none"/>
         </w:rPr>
-        <w:t>สามารถเข้าถึงและดาวน์โหลดเอกสารสรุปการจ่ายเงินเดือน (</w:t>
-      </w:r>
-      <w:proofErr w:type="spellStart"/>
-      <w:r>
-        <w:rPr>
-          <w:rFonts w:ascii="TH SarabunPSK" w:eastAsia="Times New Roman" w:hAnsi="TH SarabunPSK" w:cs="TH SarabunPSK"/>
-          <w:kern w:val="0"/>
-          <w:sz w:val="32"/>
-          <w:szCs w:val="32"/>
-          <w14:ligatures w14:val="none"/>
-        </w:rPr>
-        <w:t>Payslip</w:t>
-      </w:r>
-      <w:proofErr w:type="spellEnd"/>
-      <w:r>
-        <w:rPr>
-          <w:rFonts w:ascii="TH SarabunPSK" w:eastAsia="Times New Roman" w:hAnsi="TH SarabunPSK" w:cs="TH SarabunPSK"/>
-          <w:kern w:val="0"/>
-          <w:sz w:val="32"/>
-          <w:szCs w:val="32"/>
-          <w14:ligatures w14:val="none"/>
-        </w:rPr>
-        <w:t xml:space="preserve">) </w:t>
-      </w:r>
-      <w:r>
-        <w:rPr>
-          <w:rFonts w:ascii="TH SarabunPSK" w:eastAsia="Times New Roman" w:hAnsi="TH SarabunPSK" w:cs="TH SarabunPSK"/>
-          <w:kern w:val="0"/>
-          <w:sz w:val="32"/>
-          <w:szCs w:val="32"/>
-          <w:cs/>
-          <w14:ligatures w14:val="none"/>
-        </w:rPr>
-        <w:t xml:space="preserve">และหนังสือรับรองการหักภาษี ณ ที่จ่าย (ทวิ </w:t>
-      </w:r>
-      <w:r>
-        <w:rPr>
-          <w:rFonts w:ascii="TH SarabunPSK" w:eastAsia="Times New Roman" w:hAnsi="TH SarabunPSK" w:cs="TH SarabunPSK"/>
-          <w:kern w:val="0"/>
-          <w:sz w:val="32"/>
-          <w:szCs w:val="32"/>
-          <w14:ligatures w14:val="none"/>
-        </w:rPr>
-        <w:t>50)</w:t>
+        <w:t xml:space="preserve">สามารถส่งไฟล์ภาพผ่าน </w:t>
+      </w:r>
+      <w:r>
+        <w:rPr>
+          <w:rFonts w:ascii="TH SarabunPSK" w:eastAsia="Times New Roman" w:hAnsi="TH SarabunPSK" w:cs="TH SarabunPSK"/>
+          <w:kern w:val="0"/>
+          <w:sz w:val="32"/>
+          <w:szCs w:val="32"/>
+          <w14:ligatures w14:val="none"/>
+        </w:rPr>
+        <w:t>L</w:t>
+      </w:r>
+      <w:r>
+        <w:rPr>
+          <w:rFonts w:ascii="TH SarabunPSK" w:eastAsia="Times New Roman" w:hAnsi="TH SarabunPSK" w:cs="TH SarabunPSK"/>
+          <w:kern w:val="0"/>
+          <w:sz w:val="32"/>
+          <w:szCs w:val="32"/>
+          <w14:ligatures w14:val="none"/>
+        </w:rPr>
+        <w:t>ine</w:t>
+      </w:r>
+      <w:r>
+        <w:rPr>
+          <w:rFonts w:ascii="TH SarabunPSK" w:eastAsia="Times New Roman" w:hAnsi="TH SarabunPSK" w:cs="TH SarabunPSK"/>
+          <w:kern w:val="0"/>
+          <w:sz w:val="32"/>
+          <w:szCs w:val="32"/>
+          <w14:ligatures w14:val="none"/>
+        </w:rPr>
+        <w:t xml:space="preserve"> </w:t>
+      </w:r>
+      <w:r>
+        <w:rPr>
+          <w:rFonts w:ascii="TH SarabunPSK" w:eastAsia="Times New Roman" w:hAnsi="TH SarabunPSK" w:cs="TH SarabunPSK"/>
+          <w:kern w:val="0"/>
+          <w:sz w:val="32"/>
+          <w:szCs w:val="32"/>
+          <w14:ligatures w14:val="none"/>
+        </w:rPr>
+        <w:t>O</w:t>
+      </w:r>
+      <w:r>
+        <w:rPr>
+          <w:rFonts w:ascii="TH SarabunPSK" w:eastAsia="Times New Roman" w:hAnsi="TH SarabunPSK" w:cs="TH SarabunPSK"/>
+          <w:kern w:val="0"/>
+          <w:sz w:val="32"/>
+          <w:szCs w:val="32"/>
+          <w14:ligatures w14:val="none"/>
+        </w:rPr>
+        <w:t xml:space="preserve">fficial </w:t>
+      </w:r>
+      <w:r>
+        <w:rPr>
+          <w:rFonts w:ascii="TH SarabunPSK" w:eastAsia="Times New Roman" w:hAnsi="TH SarabunPSK" w:cs="TH SarabunPSK"/>
+          <w:kern w:val="0"/>
+          <w:sz w:val="32"/>
+          <w:szCs w:val="32"/>
+          <w14:ligatures w14:val="none"/>
+        </w:rPr>
+        <w:t>A</w:t>
+      </w:r>
+      <w:r>
+        <w:rPr>
+          <w:rFonts w:ascii="TH SarabunPSK" w:eastAsia="Times New Roman" w:hAnsi="TH SarabunPSK" w:cs="TH SarabunPSK"/>
+          <w:kern w:val="0"/>
+          <w:sz w:val="32"/>
+          <w:szCs w:val="32"/>
+          <w14:ligatures w14:val="none"/>
+        </w:rPr>
+        <w:t>ccount</w:t>
+      </w:r>
+      <w:r>
+        <w:rPr>
+          <w:rFonts w:ascii="TH SarabunPSK" w:eastAsia="Times New Roman" w:hAnsi="TH SarabunPSK" w:cs="TH SarabunPSK"/>
+          <w:kern w:val="0"/>
+          <w:sz w:val="32"/>
+          <w:szCs w:val="32"/>
+          <w14:ligatures w14:val="none"/>
+        </w:rPr>
+        <w:t xml:space="preserve"> </w:t>
+      </w:r>
+      <w:r>
+        <w:rPr>
+          <w:rFonts w:ascii="TH SarabunPSK" w:eastAsia="Times New Roman" w:hAnsi="TH SarabunPSK" w:cs="TH SarabunPSK"/>
+          <w:kern w:val="0"/>
+          <w:sz w:val="32"/>
+          <w:szCs w:val="32"/>
+          <w:cs/>
+          <w14:ligatures w14:val="none"/>
+        </w:rPr>
+        <w:t xml:space="preserve">โดยระบบจะตรวจสอบและจัดเก็บเฉพาะสลิปการโอนเงินลง </w:t>
+      </w:r>
+      <w:r>
+        <w:rPr>
+          <w:rFonts w:ascii="TH SarabunPSK" w:eastAsia="Times New Roman" w:hAnsi="TH SarabunPSK" w:cs="TH SarabunPSK"/>
+          <w:kern w:val="0"/>
+          <w:sz w:val="32"/>
+          <w:szCs w:val="32"/>
+          <w14:ligatures w14:val="none"/>
+        </w:rPr>
+        <w:t xml:space="preserve">Google Drive </w:t>
+      </w:r>
+      <w:r>
+        <w:rPr>
+          <w:rFonts w:ascii="TH SarabunPSK" w:eastAsia="Times New Roman" w:hAnsi="TH SarabunPSK" w:cs="TH SarabunPSK"/>
+          <w:kern w:val="0"/>
+          <w:sz w:val="32"/>
+          <w:szCs w:val="32"/>
+          <w:cs/>
+          <w14:ligatures w14:val="none"/>
+        </w:rPr>
+        <w:t>โดยอัตโนมัติ</w:t>
       </w:r>
     </w:p>
     <w:p>
@@ -3789,11 +3852,10 @@
         <w:spacing w:after="0"/>
         <w:jc w:val="thaiDistribute"/>
         <w:rPr>
-          <w:rFonts w:ascii="TH SarabunPSK" w:eastAsia="Times New Roman" w:hAnsi="TH SarabunPSK" w:cs="TH SarabunPSK" w:hint="cs"/>
-          <w:kern w:val="0"/>
-          <w:sz w:val="32"/>
-          <w:szCs w:val="32"/>
-          <w:cs/>
+          <w:rFonts w:ascii="TH SarabunPSK" w:eastAsia="Times New Roman" w:hAnsi="TH SarabunPSK" w:cs="TH SarabunPSK"/>
+          <w:kern w:val="0"/>
+          <w:sz w:val="32"/>
+          <w:szCs w:val="32"/>
           <w14:ligatures w14:val="none"/>
         </w:rPr>
       </w:pPr>
@@ -3836,7 +3898,7 @@
           <w14:ligatures w14:val="none"/>
         </w:rPr>
         <w:tab/>
-        <w:t>7)</w:t>
+        <w:t>6)</w:t>
       </w:r>
       <w:r>
         <w:rPr>
@@ -3858,18 +3920,50 @@
           <w:cs/>
           <w14:ligatures w14:val="none"/>
         </w:rPr>
-        <w:t>สามารถรับข้อมูลข่าวสารประชาสัมพันธ์ที่คัดกรองเฉพาะสำหรับแผนกหรือ</w:t>
-      </w:r>
-      <w:r>
-        <w:rPr>
-          <w:rFonts w:ascii="TH SarabunPSK" w:eastAsia="Times New Roman" w:hAnsi="TH SarabunPSK" w:cs="TH SarabunPSK" w:hint="cs"/>
-          <w:kern w:val="0"/>
-          <w:sz w:val="32"/>
-          <w:szCs w:val="32"/>
-          <w:cs/>
-          <w14:ligatures w14:val="none"/>
-        </w:rPr>
-        <w:t>ตำแหน่ง</w:t>
+        <w:t>สามารถเข้าถึงและดาวน์โหลดเอกสารสรุปการจ่ายเงินเดือน (</w:t>
+      </w:r>
+      <w:proofErr w:type="spellStart"/>
+      <w:r>
+        <w:rPr>
+          <w:rFonts w:ascii="TH SarabunPSK" w:eastAsia="Times New Roman" w:hAnsi="TH SarabunPSK" w:cs="TH SarabunPSK"/>
+          <w:kern w:val="0"/>
+          <w:sz w:val="32"/>
+          <w:szCs w:val="32"/>
+          <w14:ligatures w14:val="none"/>
+        </w:rPr>
+        <w:t>Payslip</w:t>
+      </w:r>
+      <w:proofErr w:type="spellEnd"/>
+      <w:r>
+        <w:rPr>
+          <w:rFonts w:ascii="TH SarabunPSK" w:eastAsia="Times New Roman" w:hAnsi="TH SarabunPSK" w:cs="TH SarabunPSK"/>
+          <w:kern w:val="0"/>
+          <w:sz w:val="32"/>
+          <w:szCs w:val="32"/>
+          <w14:ligatures w14:val="none"/>
+        </w:rPr>
+        <w:t xml:space="preserve">) </w:t>
+      </w:r>
+      <w:r>
+        <w:rPr>
+          <w:rFonts w:ascii="TH SarabunPSK" w:eastAsia="Times New Roman" w:hAnsi="TH SarabunPSK" w:cs="TH SarabunPSK"/>
+          <w:kern w:val="0"/>
+          <w:sz w:val="32"/>
+          <w:szCs w:val="32"/>
+          <w:cs/>
+          <w14:ligatures w14:val="none"/>
+        </w:rPr>
+        <w:t xml:space="preserve">และหนังสือรับรองการหักภาษี ณ ที่จ่าย (ทวิ </w:t>
+      </w:r>
+      <w:r>
+        <w:rPr>
+          <w:rFonts w:ascii="TH SarabunPSK" w:eastAsia="Times New Roman" w:hAnsi="TH SarabunPSK" w:cs="TH SarabunPSK"/>
+          <w:kern w:val="0"/>
+          <w:sz w:val="32"/>
+          <w:szCs w:val="32"/>
+          <w14:ligatures w14:val="none"/>
+        </w:rPr>
+        <w:t>50)</w:t>
       </w:r>
     </w:p>
     <w:p>
@@ -3887,6 +3981,7 @@
           <w:kern w:val="0"/>
           <w:sz w:val="32"/>
           <w:szCs w:val="32"/>
+          <w:cs/>
           <w14:ligatures w14:val="none"/>
         </w:rPr>
       </w:pPr>
@@ -3929,7 +4024,7 @@
           <w14:ligatures w14:val="none"/>
         </w:rPr>
         <w:tab/>
-        <w:t>8)</w:t>
+        <w:t>7)</w:t>
       </w:r>
       <w:r>
         <w:rPr>
@@ -3951,28 +4046,18 @@
           <w:cs/>
           <w14:ligatures w14:val="none"/>
         </w:rPr>
-        <w:t>สามารถเรียกดูข้อมูลผ่านรูปแบบข้อความกราฟิก (</w:t>
-      </w:r>
-      <w:r>
-        <w:rPr>
-          <w:rFonts w:ascii="TH SarabunPSK" w:eastAsia="Times New Roman" w:hAnsi="TH SarabunPSK" w:cs="TH SarabunPSK"/>
-          <w:kern w:val="0"/>
-          <w:sz w:val="32"/>
-          <w:szCs w:val="32"/>
-          <w14:ligatures w14:val="none"/>
-        </w:rPr>
-        <w:t xml:space="preserve">Flex Message) </w:t>
-      </w:r>
-      <w:r>
-        <w:rPr>
-          <w:rFonts w:ascii="TH SarabunPSK" w:eastAsia="Times New Roman" w:hAnsi="TH SarabunPSK" w:cs="TH SarabunPSK"/>
-          <w:kern w:val="0"/>
-          <w:sz w:val="32"/>
-          <w:szCs w:val="32"/>
-          <w:cs/>
-          <w14:ligatures w14:val="none"/>
-        </w:rPr>
-        <w:t>ที่ได้รับการออกแบบให้เหมาะสมต่อการแสดงผล</w:t>
+        <w:t>สามารถรับข้อมูลข่าวสารประชาสัมพันธ์ที่คัดกรองเฉพาะสำหรับแผนกหรือ</w:t>
+      </w:r>
+      <w:r>
+        <w:rPr>
+          <w:rFonts w:ascii="TH SarabunPSK" w:eastAsia="Times New Roman" w:hAnsi="TH SarabunPSK" w:cs="TH SarabunPSK" w:hint="cs"/>
+          <w:kern w:val="0"/>
+          <w:sz w:val="32"/>
+          <w:szCs w:val="32"/>
+          <w:cs/>
+          <w14:ligatures w14:val="none"/>
+        </w:rPr>
+        <w:t>ตำแหน่ง</w:t>
       </w:r>
     </w:p>
     <w:p>
@@ -3999,7 +4084,6 @@
           <w:kern w:val="0"/>
           <w:sz w:val="32"/>
           <w:szCs w:val="32"/>
-          <w:cs/>
           <w14:ligatures w14:val="none"/>
         </w:rPr>
         <w:tab/>
@@ -4010,19 +4094,38 @@
           <w:kern w:val="0"/>
           <w:sz w:val="32"/>
           <w:szCs w:val="32"/>
-          <w:cs/>
-          <w14:ligatures w14:val="none"/>
-        </w:rPr>
-        <w:t>1.5.1.3</w:t>
-      </w:r>
-      <w:r>
-        <w:rPr>
-          <w:rFonts w:ascii="TH SarabunPSK" w:eastAsia="Times New Roman" w:hAnsi="TH SarabunPSK" w:cs="TH SarabunPSK" w:hint="cs"/>
+          <w14:ligatures w14:val="none"/>
+        </w:rPr>
+        <w:tab/>
+      </w:r>
+      <w:r>
+        <w:rPr>
+          <w:rFonts w:ascii="TH SarabunPSK" w:eastAsia="Times New Roman" w:hAnsi="TH SarabunPSK" w:cs="TH SarabunPSK"/>
+          <w:kern w:val="0"/>
+          <w:sz w:val="32"/>
+          <w:szCs w:val="32"/>
+          <w14:ligatures w14:val="none"/>
+        </w:rPr>
+        <w:tab/>
+      </w:r>
+      <w:r>
+        <w:rPr>
+          <w:rFonts w:ascii="TH SarabunPSK" w:eastAsia="Times New Roman" w:hAnsi="TH SarabunPSK" w:cs="TH SarabunPSK"/>
+          <w:kern w:val="0"/>
+          <w:sz w:val="32"/>
+          <w:szCs w:val="32"/>
+          <w14:ligatures w14:val="none"/>
+        </w:rPr>
+        <w:tab/>
+        <w:t>8)</w:t>
+      </w:r>
+      <w:r>
+        <w:rPr>
+          <w:rFonts w:ascii="TH SarabunPSK" w:eastAsia="Times New Roman" w:hAnsi="TH SarabunPSK" w:cs="TH SarabunPSK"/>
           <w:color w:val="FFFFFF" w:themeColor="background1"/>
           <w:kern w:val="0"/>
           <w:sz w:val="32"/>
           <w:szCs w:val="32"/>
-          <w:cs/>
           <w14:ligatures w14:val="none"/>
         </w:rPr>
         <w:t>**</w:t>
@@ -4036,17 +4139,28 @@
           <w:cs/>
           <w14:ligatures w14:val="none"/>
         </w:rPr>
-        <w:t>ขอบเขตของฝ่ายบุคคล (</w:t>
-      </w:r>
-      <w:r>
-        <w:rPr>
-          <w:rFonts w:ascii="TH SarabunPSK" w:eastAsia="Times New Roman" w:hAnsi="TH SarabunPSK" w:cs="TH SarabunPSK"/>
-          <w:kern w:val="0"/>
-          <w:sz w:val="32"/>
-          <w:szCs w:val="32"/>
-          <w14:ligatures w14:val="none"/>
-        </w:rPr>
-        <w:t>HR)</w:t>
+        <w:t>สามารถเรียกดูข้อมูลผ่านรูปแบบข้อความกราฟิก (</w:t>
+      </w:r>
+      <w:r>
+        <w:rPr>
+          <w:rFonts w:ascii="TH SarabunPSK" w:eastAsia="Times New Roman" w:hAnsi="TH SarabunPSK" w:cs="TH SarabunPSK"/>
+          <w:kern w:val="0"/>
+          <w:sz w:val="32"/>
+          <w:szCs w:val="32"/>
+          <w14:ligatures w14:val="none"/>
+        </w:rPr>
+        <w:t xml:space="preserve">Flex Message) </w:t>
+      </w:r>
+      <w:r>
+        <w:rPr>
+          <w:rFonts w:ascii="TH SarabunPSK" w:eastAsia="Times New Roman" w:hAnsi="TH SarabunPSK" w:cs="TH SarabunPSK"/>
+          <w:kern w:val="0"/>
+          <w:sz w:val="32"/>
+          <w:szCs w:val="32"/>
+          <w:cs/>
+          <w14:ligatures w14:val="none"/>
+        </w:rPr>
+        <w:t>ที่ได้รับการออกแบบให้เหมาะสมต่อการแสดงผล</w:t>
       </w:r>
     </w:p>
     <w:p>
@@ -4073,7 +4187,6 @@
           <w:kern w:val="0"/>
           <w:sz w:val="32"/>
           <w:szCs w:val="32"/>
-          <w:cs/>
           <w14:ligatures w14:val="none"/>
         </w:rPr>
         <w:tab/>
@@ -4084,7 +4197,6 @@
           <w:kern w:val="0"/>
           <w:sz w:val="32"/>
           <w:szCs w:val="32"/>
-          <w:cs/>
           <w14:ligatures w14:val="none"/>
         </w:rPr>
         <w:tab/>
@@ -4095,7 +4207,6 @@
           <w:kern w:val="0"/>
           <w:sz w:val="32"/>
           <w:szCs w:val="32"/>
-          <w:cs/>
           <w14:ligatures w14:val="none"/>
         </w:rPr>
         <w:tab/>
@@ -4106,31 +4217,10 @@
           <w:kern w:val="0"/>
           <w:sz w:val="32"/>
           <w:szCs w:val="32"/>
-          <w:cs/>
           <w14:ligatures w14:val="none"/>
         </w:rPr>
         <w:tab/>
-      </w:r>
-      <w:r>
-        <w:rPr>
-          <w:rFonts w:ascii="TH SarabunPSK" w:eastAsia="Times New Roman" w:hAnsi="TH SarabunPSK" w:cs="TH SarabunPSK" w:hint="cs"/>
-          <w:kern w:val="0"/>
-          <w:sz w:val="32"/>
-          <w:szCs w:val="32"/>
-          <w:cs/>
-          <w14:ligatures w14:val="none"/>
-        </w:rPr>
-        <w:t>1</w:t>
-      </w:r>
-      <w:r>
-        <w:rPr>
-          <w:rFonts w:ascii="TH SarabunPSK" w:eastAsia="Times New Roman" w:hAnsi="TH SarabunPSK" w:cs="TH SarabunPSK"/>
-          <w:kern w:val="0"/>
-          <w:sz w:val="32"/>
-          <w:szCs w:val="32"/>
-          <w14:ligatures w14:val="none"/>
-        </w:rPr>
-        <w:t>)</w:t>
+        <w:t>9)</w:t>
       </w:r>
       <w:r>
         <w:rPr>
@@ -4152,7 +4242,7 @@
           <w:cs/>
           <w14:ligatures w14:val="none"/>
         </w:rPr>
-        <w:t>สามารถเผยแพร่ข่าวสารประชาสัมพันธ์และประกาศแจ้งเตือน โดยกำหนดกลุ่มเป้าหมายจำเพาะตามแผนกหรือตำแหน่งงาน</w:t>
+        <w:t>สามารถตรวจสอบความประพฤติของตนเอง</w:t>
       </w:r>
     </w:p>
     <w:p>
@@ -4212,7 +4302,7 @@
           <w14:ligatures w14:val="none"/>
         </w:rPr>
         <w:tab/>
-        <w:t>2)</w:t>
+        <w:t>10)</w:t>
       </w:r>
       <w:r>
         <w:rPr>
@@ -4234,49 +4324,7 @@
           <w:cs/>
           <w14:ligatures w14:val="none"/>
         </w:rPr>
-        <w:t>สามารถตรวจสอบรายงานสรุปพฤติกรรมการลงเวลาปฏิบัติงาน (การขาด</w:t>
-      </w:r>
-      <w:r>
-        <w:rPr>
-          <w:rFonts w:ascii="TH SarabunPSK" w:eastAsia="Times New Roman" w:hAnsi="TH SarabunPSK" w:cs="TH SarabunPSK"/>
-          <w:kern w:val="0"/>
-          <w:sz w:val="32"/>
-          <w:szCs w:val="32"/>
-          <w14:ligatures w14:val="none"/>
-        </w:rPr>
-        <w:t xml:space="preserve">, </w:t>
-      </w:r>
-      <w:r>
-        <w:rPr>
-          <w:rFonts w:ascii="TH SarabunPSK" w:eastAsia="Times New Roman" w:hAnsi="TH SarabunPSK" w:cs="TH SarabunPSK"/>
-          <w:kern w:val="0"/>
-          <w:sz w:val="32"/>
-          <w:szCs w:val="32"/>
-          <w:cs/>
-          <w14:ligatures w14:val="none"/>
-        </w:rPr>
-        <w:t>การลา</w:t>
-      </w:r>
-      <w:r>
-        <w:rPr>
-          <w:rFonts w:ascii="TH SarabunPSK" w:eastAsia="Times New Roman" w:hAnsi="TH SarabunPSK" w:cs="TH SarabunPSK"/>
-          <w:kern w:val="0"/>
-          <w:sz w:val="32"/>
-          <w:szCs w:val="32"/>
-          <w14:ligatures w14:val="none"/>
-        </w:rPr>
-        <w:t xml:space="preserve">, </w:t>
-      </w:r>
-      <w:r>
-        <w:rPr>
-          <w:rFonts w:ascii="TH SarabunPSK" w:eastAsia="Times New Roman" w:hAnsi="TH SarabunPSK" w:cs="TH SarabunPSK"/>
-          <w:kern w:val="0"/>
-          <w:sz w:val="32"/>
-          <w:szCs w:val="32"/>
-          <w:cs/>
-          <w14:ligatures w14:val="none"/>
-        </w:rPr>
-        <w:t>การมาสาย) ประจำเดือนของบุคลากร</w:t>
+        <w:t>สามารถตรวจสอบสัญญาจ้างของตนเอง</w:t>
       </w:r>
     </w:p>
     <w:p>
@@ -4303,6 +4351,7 @@
           <w:kern w:val="0"/>
           <w:sz w:val="32"/>
           <w:szCs w:val="32"/>
+          <w:cs/>
           <w14:ligatures w14:val="none"/>
         </w:rPr>
         <w:tab/>
@@ -4313,38 +4362,19 @@
           <w:kern w:val="0"/>
           <w:sz w:val="32"/>
           <w:szCs w:val="32"/>
-          <w14:ligatures w14:val="none"/>
-        </w:rPr>
-        <w:tab/>
-      </w:r>
-      <w:r>
-        <w:rPr>
-          <w:rFonts w:ascii="TH SarabunPSK" w:eastAsia="Times New Roman" w:hAnsi="TH SarabunPSK" w:cs="TH SarabunPSK"/>
-          <w:kern w:val="0"/>
-          <w:sz w:val="32"/>
-          <w:szCs w:val="32"/>
-          <w14:ligatures w14:val="none"/>
-        </w:rPr>
-        <w:tab/>
-      </w:r>
-      <w:r>
-        <w:rPr>
-          <w:rFonts w:ascii="TH SarabunPSK" w:eastAsia="Times New Roman" w:hAnsi="TH SarabunPSK" w:cs="TH SarabunPSK"/>
-          <w:kern w:val="0"/>
-          <w:sz w:val="32"/>
-          <w:szCs w:val="32"/>
-          <w14:ligatures w14:val="none"/>
-        </w:rPr>
-        <w:tab/>
-        <w:t>3)</w:t>
-      </w:r>
-      <w:r>
-        <w:rPr>
-          <w:rFonts w:ascii="TH SarabunPSK" w:eastAsia="Times New Roman" w:hAnsi="TH SarabunPSK" w:cs="TH SarabunPSK"/>
+          <w:cs/>
+          <w14:ligatures w14:val="none"/>
+        </w:rPr>
+        <w:t>1.5.1.3</w:t>
+      </w:r>
+      <w:r>
+        <w:rPr>
+          <w:rFonts w:ascii="TH SarabunPSK" w:eastAsia="Times New Roman" w:hAnsi="TH SarabunPSK" w:cs="TH SarabunPSK" w:hint="cs"/>
           <w:color w:val="FFFFFF" w:themeColor="background1"/>
           <w:kern w:val="0"/>
           <w:sz w:val="32"/>
           <w:szCs w:val="32"/>
+          <w:cs/>
           <w14:ligatures w14:val="none"/>
         </w:rPr>
         <w:t>**</w:t>
@@ -4358,61 +4388,17 @@
           <w:cs/>
           <w14:ligatures w14:val="none"/>
         </w:rPr>
-        <w:t>สามารถบริหารจัดการและนำเข้าข้อมูลเอกสารสรุปการจ่ายเงินเดือน (</w:t>
-      </w:r>
-      <w:proofErr w:type="spellStart"/>
-      <w:r>
-        <w:rPr>
-          <w:rFonts w:ascii="TH SarabunPSK" w:eastAsia="Times New Roman" w:hAnsi="TH SarabunPSK" w:cs="TH SarabunPSK"/>
-          <w:kern w:val="0"/>
-          <w:sz w:val="32"/>
-          <w:szCs w:val="32"/>
-          <w14:ligatures w14:val="none"/>
-        </w:rPr>
-        <w:t>Payslip</w:t>
-      </w:r>
-      <w:proofErr w:type="spellEnd"/>
-      <w:r>
-        <w:rPr>
-          <w:rFonts w:ascii="TH SarabunPSK" w:eastAsia="Times New Roman" w:hAnsi="TH SarabunPSK" w:cs="TH SarabunPSK"/>
-          <w:kern w:val="0"/>
-          <w:sz w:val="32"/>
-          <w:szCs w:val="32"/>
-          <w14:ligatures w14:val="none"/>
-        </w:rPr>
-        <w:t xml:space="preserve">) </w:t>
-      </w:r>
-      <w:r>
-        <w:rPr>
-          <w:rFonts w:ascii="TH SarabunPSK" w:eastAsia="Times New Roman" w:hAnsi="TH SarabunPSK" w:cs="TH SarabunPSK"/>
-          <w:kern w:val="0"/>
-          <w:sz w:val="32"/>
-          <w:szCs w:val="32"/>
-          <w:cs/>
-          <w14:ligatures w14:val="none"/>
-        </w:rPr>
-        <w:t xml:space="preserve">และหนังสือรับรองการหักภาษี ณ ที่จ่าย (ทวิ </w:t>
-      </w:r>
-      <w:r>
-        <w:rPr>
-          <w:rFonts w:ascii="TH SarabunPSK" w:eastAsia="Times New Roman" w:hAnsi="TH SarabunPSK" w:cs="TH SarabunPSK"/>
-          <w:kern w:val="0"/>
-          <w:sz w:val="32"/>
-          <w:szCs w:val="32"/>
-          <w14:ligatures w14:val="none"/>
-        </w:rPr>
-        <w:t xml:space="preserve">50) </w:t>
-      </w:r>
-      <w:r>
-        <w:rPr>
-          <w:rFonts w:ascii="TH SarabunPSK" w:eastAsia="Times New Roman" w:hAnsi="TH SarabunPSK" w:cs="TH SarabunPSK"/>
-          <w:kern w:val="0"/>
-          <w:sz w:val="32"/>
-          <w:szCs w:val="32"/>
-          <w:cs/>
-          <w14:ligatures w14:val="none"/>
-        </w:rPr>
-        <w:t>ของบุคลากรในแต่ละเดือน</w:t>
+        <w:t>ขอบเขตของฝ่ายบุคคล (</w:t>
+      </w:r>
+      <w:r>
+        <w:rPr>
+          <w:rFonts w:ascii="TH SarabunPSK" w:eastAsia="Times New Roman" w:hAnsi="TH SarabunPSK" w:cs="TH SarabunPSK"/>
+          <w:kern w:val="0"/>
+          <w:sz w:val="32"/>
+          <w:szCs w:val="32"/>
+          <w14:ligatures w14:val="none"/>
+        </w:rPr>
+        <w:t>HR)</w:t>
       </w:r>
     </w:p>
     <w:p>
@@ -4426,7 +4412,373 @@
         <w:spacing w:after="0"/>
         <w:jc w:val="thaiDistribute"/>
         <w:rPr>
+          <w:rFonts w:ascii="TH SarabunPSK" w:eastAsia="Times New Roman" w:hAnsi="TH SarabunPSK" w:cs="TH SarabunPSK"/>
+          <w:kern w:val="0"/>
+          <w:sz w:val="32"/>
+          <w:szCs w:val="32"/>
+          <w14:ligatures w14:val="none"/>
+        </w:rPr>
+      </w:pPr>
+      <w:r>
+        <w:rPr>
+          <w:rFonts w:ascii="TH SarabunPSK" w:eastAsia="Times New Roman" w:hAnsi="TH SarabunPSK" w:cs="TH SarabunPSK"/>
+          <w:kern w:val="0"/>
+          <w:sz w:val="32"/>
+          <w:szCs w:val="32"/>
+          <w:cs/>
+          <w14:ligatures w14:val="none"/>
+        </w:rPr>
+        <w:tab/>
+      </w:r>
+      <w:r>
+        <w:rPr>
+          <w:rFonts w:ascii="TH SarabunPSK" w:eastAsia="Times New Roman" w:hAnsi="TH SarabunPSK" w:cs="TH SarabunPSK"/>
+          <w:kern w:val="0"/>
+          <w:sz w:val="32"/>
+          <w:szCs w:val="32"/>
+          <w:cs/>
+          <w14:ligatures w14:val="none"/>
+        </w:rPr>
+        <w:tab/>
+      </w:r>
+      <w:r>
+        <w:rPr>
+          <w:rFonts w:ascii="TH SarabunPSK" w:eastAsia="Times New Roman" w:hAnsi="TH SarabunPSK" w:cs="TH SarabunPSK"/>
+          <w:kern w:val="0"/>
+          <w:sz w:val="32"/>
+          <w:szCs w:val="32"/>
+          <w:cs/>
+          <w14:ligatures w14:val="none"/>
+        </w:rPr>
+        <w:tab/>
+      </w:r>
+      <w:r>
+        <w:rPr>
+          <w:rFonts w:ascii="TH SarabunPSK" w:eastAsia="Times New Roman" w:hAnsi="TH SarabunPSK" w:cs="TH SarabunPSK"/>
+          <w:kern w:val="0"/>
+          <w:sz w:val="32"/>
+          <w:szCs w:val="32"/>
+          <w:cs/>
+          <w14:ligatures w14:val="none"/>
+        </w:rPr>
+        <w:tab/>
+      </w:r>
+      <w:r>
+        <w:rPr>
           <w:rFonts w:ascii="TH SarabunPSK" w:eastAsia="Times New Roman" w:hAnsi="TH SarabunPSK" w:cs="TH SarabunPSK" w:hint="cs"/>
+          <w:kern w:val="0"/>
+          <w:sz w:val="32"/>
+          <w:szCs w:val="32"/>
+          <w:cs/>
+          <w14:ligatures w14:val="none"/>
+        </w:rPr>
+        <w:t>1</w:t>
+      </w:r>
+      <w:r>
+        <w:rPr>
+          <w:rFonts w:ascii="TH SarabunPSK" w:eastAsia="Times New Roman" w:hAnsi="TH SarabunPSK" w:cs="TH SarabunPSK"/>
+          <w:kern w:val="0"/>
+          <w:sz w:val="32"/>
+          <w:szCs w:val="32"/>
+          <w14:ligatures w14:val="none"/>
+        </w:rPr>
+        <w:t>)</w:t>
+      </w:r>
+      <w:r>
+        <w:rPr>
+          <w:rFonts w:ascii="TH SarabunPSK" w:eastAsia="Times New Roman" w:hAnsi="TH SarabunPSK" w:cs="TH SarabunPSK"/>
+          <w:color w:val="FFFFFF" w:themeColor="background1"/>
+          <w:kern w:val="0"/>
+          <w:sz w:val="32"/>
+          <w:szCs w:val="32"/>
+          <w14:ligatures w14:val="none"/>
+        </w:rPr>
+        <w:t>**</w:t>
+      </w:r>
+      <w:r>
+        <w:rPr>
+          <w:rFonts w:ascii="TH SarabunPSK" w:eastAsia="Times New Roman" w:hAnsi="TH SarabunPSK" w:cs="TH SarabunPSK"/>
+          <w:kern w:val="0"/>
+          <w:sz w:val="32"/>
+          <w:szCs w:val="32"/>
+          <w:cs/>
+          <w14:ligatures w14:val="none"/>
+        </w:rPr>
+        <w:t>สามารถเผยแพร่ข่าวสารประชาสัมพันธ์และประกาศแจ้งเตือน โดยกำหนดกลุ่มเป้าหมายจำเพาะตามแผนกหรือตำแหน่งงาน</w:t>
+      </w:r>
+    </w:p>
+    <w:p>
+      <w:pPr>
+        <w:tabs>
+          <w:tab w:val="left" w:pos="1276"/>
+          <w:tab w:val="left" w:pos="1701"/>
+          <w:tab w:val="left" w:pos="1985"/>
+          <w:tab w:val="left" w:pos="2127"/>
+        </w:tabs>
+        <w:spacing w:after="0"/>
+        <w:jc w:val="thaiDistribute"/>
+        <w:rPr>
+          <w:rFonts w:ascii="TH SarabunPSK" w:eastAsia="Times New Roman" w:hAnsi="TH SarabunPSK" w:cs="TH SarabunPSK"/>
+          <w:kern w:val="0"/>
+          <w:sz w:val="32"/>
+          <w:szCs w:val="32"/>
+          <w14:ligatures w14:val="none"/>
+        </w:rPr>
+      </w:pPr>
+      <w:r>
+        <w:rPr>
+          <w:rFonts w:ascii="TH SarabunPSK" w:eastAsia="Times New Roman" w:hAnsi="TH SarabunPSK" w:cs="TH SarabunPSK"/>
+          <w:kern w:val="0"/>
+          <w:sz w:val="32"/>
+          <w:szCs w:val="32"/>
+          <w14:ligatures w14:val="none"/>
+        </w:rPr>
+        <w:tab/>
+      </w:r>
+      <w:r>
+        <w:rPr>
+          <w:rFonts w:ascii="TH SarabunPSK" w:eastAsia="Times New Roman" w:hAnsi="TH SarabunPSK" w:cs="TH SarabunPSK"/>
+          <w:kern w:val="0"/>
+          <w:sz w:val="32"/>
+          <w:szCs w:val="32"/>
+          <w14:ligatures w14:val="none"/>
+        </w:rPr>
+        <w:tab/>
+      </w:r>
+      <w:r>
+        <w:rPr>
+          <w:rFonts w:ascii="TH SarabunPSK" w:eastAsia="Times New Roman" w:hAnsi="TH SarabunPSK" w:cs="TH SarabunPSK"/>
+          <w:kern w:val="0"/>
+          <w:sz w:val="32"/>
+          <w:szCs w:val="32"/>
+          <w14:ligatures w14:val="none"/>
+        </w:rPr>
+        <w:tab/>
+      </w:r>
+      <w:r>
+        <w:rPr>
+          <w:rFonts w:ascii="TH SarabunPSK" w:eastAsia="Times New Roman" w:hAnsi="TH SarabunPSK" w:cs="TH SarabunPSK"/>
+          <w:kern w:val="0"/>
+          <w:sz w:val="32"/>
+          <w:szCs w:val="32"/>
+          <w14:ligatures w14:val="none"/>
+        </w:rPr>
+        <w:tab/>
+        <w:t>2)</w:t>
+      </w:r>
+      <w:r>
+        <w:rPr>
+          <w:rFonts w:ascii="TH SarabunPSK" w:eastAsia="Times New Roman" w:hAnsi="TH SarabunPSK" w:cs="TH SarabunPSK"/>
+          <w:color w:val="FFFFFF" w:themeColor="background1"/>
+          <w:kern w:val="0"/>
+          <w:sz w:val="32"/>
+          <w:szCs w:val="32"/>
+          <w14:ligatures w14:val="none"/>
+        </w:rPr>
+        <w:t>**</w:t>
+      </w:r>
+      <w:r>
+        <w:rPr>
+          <w:rFonts w:ascii="TH SarabunPSK" w:eastAsia="Times New Roman" w:hAnsi="TH SarabunPSK" w:cs="TH SarabunPSK"/>
+          <w:kern w:val="0"/>
+          <w:sz w:val="32"/>
+          <w:szCs w:val="32"/>
+          <w:cs/>
+          <w14:ligatures w14:val="none"/>
+        </w:rPr>
+        <w:t>สามารถตรวจสอบรายงานสรุปพฤติกรรมการลงเวลาปฏิบัติงาน (การขาด</w:t>
+      </w:r>
+      <w:r>
+        <w:rPr>
+          <w:rFonts w:ascii="TH SarabunPSK" w:eastAsia="Times New Roman" w:hAnsi="TH SarabunPSK" w:cs="TH SarabunPSK"/>
+          <w:kern w:val="0"/>
+          <w:sz w:val="32"/>
+          <w:szCs w:val="32"/>
+          <w14:ligatures w14:val="none"/>
+        </w:rPr>
+        <w:t xml:space="preserve">, </w:t>
+      </w:r>
+      <w:r>
+        <w:rPr>
+          <w:rFonts w:ascii="TH SarabunPSK" w:eastAsia="Times New Roman" w:hAnsi="TH SarabunPSK" w:cs="TH SarabunPSK"/>
+          <w:kern w:val="0"/>
+          <w:sz w:val="32"/>
+          <w:szCs w:val="32"/>
+          <w:cs/>
+          <w14:ligatures w14:val="none"/>
+        </w:rPr>
+        <w:t>การลา</w:t>
+      </w:r>
+      <w:r>
+        <w:rPr>
+          <w:rFonts w:ascii="TH SarabunPSK" w:eastAsia="Times New Roman" w:hAnsi="TH SarabunPSK" w:cs="TH SarabunPSK"/>
+          <w:kern w:val="0"/>
+          <w:sz w:val="32"/>
+          <w:szCs w:val="32"/>
+          <w14:ligatures w14:val="none"/>
+        </w:rPr>
+        <w:t xml:space="preserve">, </w:t>
+      </w:r>
+      <w:r>
+        <w:rPr>
+          <w:rFonts w:ascii="TH SarabunPSK" w:eastAsia="Times New Roman" w:hAnsi="TH SarabunPSK" w:cs="TH SarabunPSK"/>
+          <w:kern w:val="0"/>
+          <w:sz w:val="32"/>
+          <w:szCs w:val="32"/>
+          <w:cs/>
+          <w14:ligatures w14:val="none"/>
+        </w:rPr>
+        <w:t>การมาสาย) ประจำเดือนของบุคลากร</w:t>
+      </w:r>
+    </w:p>
+    <w:p>
+      <w:pPr>
+        <w:tabs>
+          <w:tab w:val="left" w:pos="1276"/>
+          <w:tab w:val="left" w:pos="1701"/>
+          <w:tab w:val="left" w:pos="1985"/>
+          <w:tab w:val="left" w:pos="2127"/>
+        </w:tabs>
+        <w:spacing w:after="0"/>
+        <w:jc w:val="thaiDistribute"/>
+        <w:rPr>
+          <w:rFonts w:ascii="TH SarabunPSK" w:eastAsia="Times New Roman" w:hAnsi="TH SarabunPSK" w:cs="TH SarabunPSK"/>
+          <w:kern w:val="0"/>
+          <w:sz w:val="32"/>
+          <w:szCs w:val="32"/>
+          <w14:ligatures w14:val="none"/>
+        </w:rPr>
+      </w:pPr>
+      <w:r>
+        <w:rPr>
+          <w:rFonts w:ascii="TH SarabunPSK" w:eastAsia="Times New Roman" w:hAnsi="TH SarabunPSK" w:cs="TH SarabunPSK"/>
+          <w:kern w:val="0"/>
+          <w:sz w:val="32"/>
+          <w:szCs w:val="32"/>
+          <w14:ligatures w14:val="none"/>
+        </w:rPr>
+        <w:tab/>
+      </w:r>
+      <w:r>
+        <w:rPr>
+          <w:rFonts w:ascii="TH SarabunPSK" w:eastAsia="Times New Roman" w:hAnsi="TH SarabunPSK" w:cs="TH SarabunPSK"/>
+          <w:kern w:val="0"/>
+          <w:sz w:val="32"/>
+          <w:szCs w:val="32"/>
+          <w14:ligatures w14:val="none"/>
+        </w:rPr>
+        <w:tab/>
+      </w:r>
+      <w:r>
+        <w:rPr>
+          <w:rFonts w:ascii="TH SarabunPSK" w:eastAsia="Times New Roman" w:hAnsi="TH SarabunPSK" w:cs="TH SarabunPSK"/>
+          <w:kern w:val="0"/>
+          <w:sz w:val="32"/>
+          <w:szCs w:val="32"/>
+          <w14:ligatures w14:val="none"/>
+        </w:rPr>
+        <w:tab/>
+      </w:r>
+      <w:r>
+        <w:rPr>
+          <w:rFonts w:ascii="TH SarabunPSK" w:eastAsia="Times New Roman" w:hAnsi="TH SarabunPSK" w:cs="TH SarabunPSK"/>
+          <w:kern w:val="0"/>
+          <w:sz w:val="32"/>
+          <w:szCs w:val="32"/>
+          <w14:ligatures w14:val="none"/>
+        </w:rPr>
+        <w:tab/>
+        <w:t>3)</w:t>
+      </w:r>
+      <w:r>
+        <w:rPr>
+          <w:rFonts w:ascii="TH SarabunPSK" w:eastAsia="Times New Roman" w:hAnsi="TH SarabunPSK" w:cs="TH SarabunPSK"/>
+          <w:color w:val="FFFFFF" w:themeColor="background1"/>
+          <w:kern w:val="0"/>
+          <w:sz w:val="32"/>
+          <w:szCs w:val="32"/>
+          <w14:ligatures w14:val="none"/>
+        </w:rPr>
+        <w:t>**</w:t>
+      </w:r>
+      <w:r>
+        <w:rPr>
+          <w:rFonts w:ascii="TH SarabunPSK" w:eastAsia="Times New Roman" w:hAnsi="TH SarabunPSK" w:cs="TH SarabunPSK"/>
+          <w:kern w:val="0"/>
+          <w:sz w:val="32"/>
+          <w:szCs w:val="32"/>
+          <w:cs/>
+          <w14:ligatures w14:val="none"/>
+        </w:rPr>
+        <w:t>สามารถบริหารจัดการและนำเข้าข้อมูลเอกสารสรุปการจ่ายเงินเดือน (</w:t>
+      </w:r>
+      <w:proofErr w:type="spellStart"/>
+      <w:r>
+        <w:rPr>
+          <w:rFonts w:ascii="TH SarabunPSK" w:eastAsia="Times New Roman" w:hAnsi="TH SarabunPSK" w:cs="TH SarabunPSK"/>
+          <w:kern w:val="0"/>
+          <w:sz w:val="32"/>
+          <w:szCs w:val="32"/>
+          <w14:ligatures w14:val="none"/>
+        </w:rPr>
+        <w:t>Payslip</w:t>
+      </w:r>
+      <w:proofErr w:type="spellEnd"/>
+      <w:r>
+        <w:rPr>
+          <w:rFonts w:ascii="TH SarabunPSK" w:eastAsia="Times New Roman" w:hAnsi="TH SarabunPSK" w:cs="TH SarabunPSK"/>
+          <w:kern w:val="0"/>
+          <w:sz w:val="32"/>
+          <w:szCs w:val="32"/>
+          <w14:ligatures w14:val="none"/>
+        </w:rPr>
+        <w:t xml:space="preserve">) </w:t>
+      </w:r>
+      <w:r>
+        <w:rPr>
+          <w:rFonts w:ascii="TH SarabunPSK" w:eastAsia="Times New Roman" w:hAnsi="TH SarabunPSK" w:cs="TH SarabunPSK"/>
+          <w:kern w:val="0"/>
+          <w:sz w:val="32"/>
+          <w:szCs w:val="32"/>
+          <w:cs/>
+          <w14:ligatures w14:val="none"/>
+        </w:rPr>
+        <w:t xml:space="preserve">และหนังสือรับรองการหักภาษี ณ ที่จ่าย (ทวิ </w:t>
+      </w:r>
+      <w:r>
+        <w:rPr>
+          <w:rFonts w:ascii="TH SarabunPSK" w:eastAsia="Times New Roman" w:hAnsi="TH SarabunPSK" w:cs="TH SarabunPSK"/>
+          <w:kern w:val="0"/>
+          <w:sz w:val="32"/>
+          <w:szCs w:val="32"/>
+          <w14:ligatures w14:val="none"/>
+        </w:rPr>
+        <w:t xml:space="preserve">50) </w:t>
+      </w:r>
+      <w:r>
+        <w:rPr>
+          <w:rFonts w:ascii="TH SarabunPSK" w:eastAsia="Times New Roman" w:hAnsi="TH SarabunPSK" w:cs="TH SarabunPSK"/>
+          <w:kern w:val="0"/>
+          <w:sz w:val="32"/>
+          <w:szCs w:val="32"/>
+          <w:cs/>
+          <w14:ligatures w14:val="none"/>
+        </w:rPr>
+        <w:t>ของบุคลากรในแต่ละเดือน</w:t>
+      </w:r>
+    </w:p>
+    <w:p>
+      <w:pPr>
+        <w:tabs>
+          <w:tab w:val="left" w:pos="1276"/>
+          <w:tab w:val="left" w:pos="1701"/>
+          <w:tab w:val="left" w:pos="1985"/>
+          <w:tab w:val="left" w:pos="2127"/>
+        </w:tabs>
+        <w:spacing w:after="0"/>
+        <w:jc w:val="thaiDistribute"/>
+        <w:rPr>
+          <w:rFonts w:ascii="TH SarabunPSK" w:eastAsia="Times New Roman" w:hAnsi="TH SarabunPSK" w:cs="TH SarabunPSK"/>
           <w:kern w:val="0"/>
           <w:sz w:val="32"/>
           <w:szCs w:val="32"/>
@@ -4510,6 +4862,88 @@
     </w:p>
     <w:p>
       <w:pPr>
+        <w:tabs>
+          <w:tab w:val="left" w:pos="1276"/>
+          <w:tab w:val="left" w:pos="1701"/>
+          <w:tab w:val="left" w:pos="1985"/>
+          <w:tab w:val="left" w:pos="2127"/>
+        </w:tabs>
+        <w:spacing w:after="0"/>
+        <w:jc w:val="thaiDistribute"/>
+        <w:rPr>
+          <w:rFonts w:ascii="TH SarabunPSK" w:eastAsia="Times New Roman" w:hAnsi="TH SarabunPSK" w:cs="TH SarabunPSK"/>
+          <w:kern w:val="0"/>
+          <w:sz w:val="32"/>
+          <w:szCs w:val="32"/>
+          <w14:ligatures w14:val="none"/>
+        </w:rPr>
+      </w:pPr>
+      <w:r>
+        <w:rPr>
+          <w:rFonts w:ascii="TH SarabunPSK" w:eastAsia="Times New Roman" w:hAnsi="TH SarabunPSK" w:cs="TH SarabunPSK"/>
+          <w:kern w:val="0"/>
+          <w:sz w:val="32"/>
+          <w:szCs w:val="32"/>
+          <w14:ligatures w14:val="none"/>
+        </w:rPr>
+        <w:tab/>
+      </w:r>
+      <w:r>
+        <w:rPr>
+          <w:rFonts w:ascii="TH SarabunPSK" w:eastAsia="Times New Roman" w:hAnsi="TH SarabunPSK" w:cs="TH SarabunPSK"/>
+          <w:kern w:val="0"/>
+          <w:sz w:val="32"/>
+          <w:szCs w:val="32"/>
+          <w14:ligatures w14:val="none"/>
+        </w:rPr>
+        <w:tab/>
+      </w:r>
+      <w:r>
+        <w:rPr>
+          <w:rFonts w:ascii="TH SarabunPSK" w:eastAsia="Times New Roman" w:hAnsi="TH SarabunPSK" w:cs="TH SarabunPSK"/>
+          <w:kern w:val="0"/>
+          <w:sz w:val="32"/>
+          <w:szCs w:val="32"/>
+          <w14:ligatures w14:val="none"/>
+        </w:rPr>
+        <w:tab/>
+      </w:r>
+      <w:r>
+        <w:rPr>
+          <w:rFonts w:ascii="TH SarabunPSK" w:eastAsia="Times New Roman" w:hAnsi="TH SarabunPSK" w:cs="TH SarabunPSK"/>
+          <w:kern w:val="0"/>
+          <w:sz w:val="32"/>
+          <w:szCs w:val="32"/>
+          <w14:ligatures w14:val="none"/>
+        </w:rPr>
+        <w:tab/>
+        <w:t>5)</w:t>
+      </w:r>
+      <w:r>
+        <w:rPr>
+          <w:rFonts w:ascii="TH SarabunPSK" w:eastAsia="Times New Roman" w:hAnsi="TH SarabunPSK" w:cs="TH SarabunPSK"/>
+          <w:color w:val="FFFFFF" w:themeColor="background1"/>
+          <w:kern w:val="0"/>
+          <w:sz w:val="32"/>
+          <w:szCs w:val="32"/>
+          <w14:ligatures w14:val="none"/>
+        </w:rPr>
+        <w:t>**</w:t>
+      </w:r>
+      <w:r>
+        <w:rPr>
+          <w:rFonts w:ascii="TH SarabunPSK" w:eastAsia="Times New Roman" w:hAnsi="TH SarabunPSK" w:cs="TH SarabunPSK"/>
+          <w:kern w:val="0"/>
+          <w:sz w:val="32"/>
+          <w:szCs w:val="32"/>
+          <w:cs/>
+          <w14:ligatures w14:val="none"/>
+        </w:rPr>
+        <w:t>สามารถจัดการความประพฤติของพนักงาน</w:t>
+      </w:r>
+    </w:p>
+    <w:p>
+      <w:pPr>
         <w:spacing w:after="0"/>
         <w:jc w:val="both"/>
         <w:rPr>
@@ -4527,71 +4961,6 @@
         <w:jc w:val="both"/>
         <w:rPr>
           <w:rFonts w:ascii="TH SarabunPSK" w:eastAsia="Times New Roman" w:hAnsi="TH SarabunPSK" w:cs="TH SarabunPSK"/>
-          <w:kern w:val="0"/>
-          <w:sz w:val="32"/>
-          <w:szCs w:val="32"/>
-          <w14:ligatures w14:val="none"/>
-        </w:rPr>
-      </w:pPr>
-    </w:p>
-    <w:p>
-      <w:pPr>
-        <w:spacing w:after="0"/>
-        <w:jc w:val="both"/>
-        <w:rPr>
-          <w:rFonts w:ascii="TH SarabunPSK" w:eastAsia="Times New Roman" w:hAnsi="TH SarabunPSK" w:cs="TH SarabunPSK"/>
-          <w:kern w:val="0"/>
-          <w:sz w:val="32"/>
-          <w:szCs w:val="32"/>
-          <w14:ligatures w14:val="none"/>
-        </w:rPr>
-      </w:pPr>
-    </w:p>
-    <w:p>
-      <w:pPr>
-        <w:spacing w:after="0"/>
-        <w:jc w:val="both"/>
-        <w:rPr>
-          <w:rFonts w:ascii="TH SarabunPSK" w:eastAsia="Times New Roman" w:hAnsi="TH SarabunPSK" w:cs="TH SarabunPSK"/>
-          <w:kern w:val="0"/>
-          <w:sz w:val="32"/>
-          <w:szCs w:val="32"/>
-          <w14:ligatures w14:val="none"/>
-        </w:rPr>
-      </w:pPr>
-    </w:p>
-    <w:p>
-      <w:pPr>
-        <w:spacing w:after="0"/>
-        <w:jc w:val="both"/>
-        <w:rPr>
-          <w:rFonts w:ascii="TH SarabunPSK" w:eastAsia="Times New Roman" w:hAnsi="TH SarabunPSK" w:cs="TH SarabunPSK"/>
-          <w:kern w:val="0"/>
-          <w:sz w:val="32"/>
-          <w:szCs w:val="32"/>
-          <w14:ligatures w14:val="none"/>
-        </w:rPr>
-      </w:pPr>
-    </w:p>
-    <w:p>
-      <w:pPr>
-        <w:spacing w:after="0"/>
-        <w:jc w:val="both"/>
-        <w:rPr>
-          <w:rFonts w:ascii="TH SarabunPSK" w:eastAsia="Times New Roman" w:hAnsi="TH SarabunPSK" w:cs="TH SarabunPSK"/>
-          <w:kern w:val="0"/>
-          <w:sz w:val="32"/>
-          <w:szCs w:val="32"/>
-          <w14:ligatures w14:val="none"/>
-        </w:rPr>
-      </w:pPr>
-    </w:p>
-    <w:p>
-      <w:pPr>
-        <w:spacing w:after="0"/>
-        <w:jc w:val="both"/>
-        <w:rPr>
-          <w:rFonts w:ascii="TH SarabunPSK" w:eastAsia="Times New Roman" w:hAnsi="TH SarabunPSK" w:cs="TH SarabunPSK" w:hint="cs"/>
           <w:kern w:val="0"/>
           <w:sz w:val="32"/>
           <w:szCs w:val="32"/>
@@ -4607,7 +4976,7 @@
         <w:spacing w:after="0"/>
         <w:jc w:val="thaiDistribute"/>
         <w:rPr>
-          <w:rFonts w:ascii="TH SarabunPSK" w:eastAsia="Times New Roman" w:hAnsi="TH SarabunPSK" w:cs="TH SarabunPSK" w:hint="cs"/>
+          <w:rFonts w:ascii="TH SarabunPSK" w:eastAsia="Times New Roman" w:hAnsi="TH SarabunPSK" w:cs="TH SarabunPSK"/>
           <w:b/>
           <w:bCs/>
           <w:color w:val="000000"/>
@@ -5325,7 +5694,7 @@
         <w:spacing w:after="0"/>
         <w:jc w:val="thaiDistribute"/>
         <w:rPr>
-          <w:rFonts w:ascii="TH SarabunPSK" w:eastAsia="Times New Roman" w:hAnsi="TH SarabunPSK" w:cs="TH SarabunPSK" w:hint="cs"/>
+          <w:rFonts w:ascii="TH SarabunPSK" w:eastAsia="Times New Roman" w:hAnsi="TH SarabunPSK" w:cs="TH SarabunPSK"/>
           <w:kern w:val="0"/>
           <w:sz w:val="32"/>
           <w:szCs w:val="32"/>
@@ -5503,7 +5872,7 @@
         <w:ind w:firstLine="567"/>
         <w:jc w:val="both"/>
         <w:rPr>
-          <w:rFonts w:ascii="TH SarabunPSK" w:eastAsia="Times New Roman" w:hAnsi="TH SarabunPSK" w:cs="TH SarabunPSK" w:hint="cs"/>
+          <w:rFonts w:ascii="TH SarabunPSK" w:eastAsia="Times New Roman" w:hAnsi="TH SarabunPSK" w:cs="TH SarabunPSK"/>
           <w:kern w:val="0"/>
           <w:sz w:val="32"/>
           <w:szCs w:val="32"/>
@@ -6083,7 +6452,7 @@
         </w:tabs>
         <w:spacing w:after="0"/>
         <w:rPr>
-          <w:rFonts w:ascii="TH SarabunPSK" w:eastAsia="Times New Roman" w:hAnsi="TH SarabunPSK" w:cs="TH SarabunPSK" w:hint="cs"/>
+          <w:rFonts w:ascii="TH SarabunPSK" w:eastAsia="Times New Roman" w:hAnsi="TH SarabunPSK" w:cs="TH SarabunPSK"/>
           <w:color w:val="000000"/>
           <w:kern w:val="0"/>
           <w:sz w:val="32"/>
@@ -6151,7 +6520,7 @@
         </w:tabs>
         <w:spacing w:after="0"/>
         <w:rPr>
-          <w:rFonts w:ascii="TH SarabunPSK" w:eastAsia="Times New Roman" w:hAnsi="TH SarabunPSK" w:cs="TH SarabunPSK" w:hint="cs"/>
+          <w:rFonts w:ascii="TH SarabunPSK" w:eastAsia="Times New Roman" w:hAnsi="TH SarabunPSK" w:cs="TH SarabunPSK"/>
           <w:color w:val="000000"/>
           <w:kern w:val="0"/>
           <w:sz w:val="32"/>
@@ -6389,7 +6758,7 @@
                               <w:spacing w:after="0"/>
                               <w:jc w:val="center"/>
                               <w:rPr>
-                                <w:rFonts w:ascii="TH SarabunPSK" w:hAnsi="TH SarabunPSK" w:cs="TH SarabunPSK" w:hint="cs"/>
+                                <w:rFonts w:ascii="TH SarabunPSK" w:hAnsi="TH SarabunPSK" w:cs="TH SarabunPSK"/>
                                 <w:sz w:val="32"/>
                                 <w:szCs w:val="32"/>
                               </w:rPr>
@@ -6811,7 +7180,7 @@
                               <w:spacing w:after="0"/>
                               <w:jc w:val="center"/>
                               <w:rPr>
-                                <w:rFonts w:ascii="TH SarabunPSK" w:hAnsi="TH SarabunPSK" w:cs="TH SarabunPSK" w:hint="cs"/>
+                                <w:rFonts w:ascii="TH SarabunPSK" w:hAnsi="TH SarabunPSK" w:cs="TH SarabunPSK"/>
                                 <w:sz w:val="32"/>
                                 <w:szCs w:val="32"/>
                                 <w:cs/>
